--- a/gestion_escolar/templates/tramites/Plantillas/Word/REINCORPORACION.docx
+++ b/gestion_escolar/templates/tramites/Plantillas/Word/REINCORPORACION.docx
@@ -396,6 +396,7 @@
           <w:szCs w:val="20"/>
         </w:rPr>
       </w:pPr>
+      <w:bookmarkStart w:id="1" w:name="_GoBack"/>
       <w:r>
         <w:rPr>
           <w:sz w:val="20"/>
@@ -443,6 +444,7 @@
         <w:t>}}</w:t>
       </w:r>
     </w:p>
+    <w:bookmarkEnd w:id="1"/>
     <w:p>
       <w:pPr>
         <w:rPr>
@@ -1822,8 +1824,6 @@
         </w:rPr>
         <w:t>{{quienlohizo}}</w:t>
       </w:r>
-      <w:bookmarkStart w:id="1" w:name="_GoBack"/>
-      <w:bookmarkEnd w:id="1"/>
     </w:p>
     <w:p>
       <w:pPr>
@@ -1895,21 +1895,23 @@
     <w:r>
       <w:rPr>
         <w:noProof/>
+        <w:sz w:val="16"/>
+        <w:szCs w:val="16"/>
         <w:lang w:val="en-US"/>
       </w:rPr>
       <w:drawing>
-        <wp:anchor distT="0" distB="0" distL="114300" distR="114300" simplePos="0" relativeHeight="251659264" behindDoc="1" locked="0" layoutInCell="1" allowOverlap="1" wp14:anchorId="5497F455" wp14:editId="648540EF">
+        <wp:anchor distT="0" distB="0" distL="114300" distR="114300" simplePos="0" relativeHeight="251659264" behindDoc="1" locked="0" layoutInCell="1" allowOverlap="1" wp14:anchorId="6CAEB132" wp14:editId="04D0B14C">
           <wp:simplePos x="0" y="0"/>
           <wp:positionH relativeFrom="margin">
             <wp:align>center</wp:align>
           </wp:positionH>
           <wp:positionV relativeFrom="paragraph">
-            <wp:posOffset>-276860</wp:posOffset>
+            <wp:posOffset>-172085</wp:posOffset>
           </wp:positionV>
-          <wp:extent cx="7353300" cy="9703727"/>
-          <wp:effectExtent l="0" t="0" r="0" b="0"/>
+          <wp:extent cx="7340279" cy="9498842"/>
+          <wp:effectExtent l="0" t="0" r="0" b="7620"/>
           <wp:wrapNone/>
-          <wp:docPr id="29" name="Imagen 29"/>
+          <wp:docPr id="1196353157" name="Imagen 2"/>
           <wp:cNvGraphicFramePr>
             <a:graphicFrameLocks xmlns:a="http://schemas.openxmlformats.org/drawingml/2006/main" noChangeAspect="1"/>
           </wp:cNvGraphicFramePr>
@@ -1917,11 +1919,11 @@
             <a:graphicData uri="http://schemas.openxmlformats.org/drawingml/2006/picture">
               <pic:pic xmlns:pic="http://schemas.openxmlformats.org/drawingml/2006/picture">
                 <pic:nvPicPr>
-                  <pic:cNvPr id="29" name="membretada oficial SEED 2025 (EDUC ESPECIAL).jpg"/>
+                  <pic:cNvPr id="1196353157" name="Imagen 1196353157"/>
                   <pic:cNvPicPr/>
                 </pic:nvPicPr>
                 <pic:blipFill>
-                  <a:blip r:embed="rId1" cstate="print">
+                  <a:blip r:embed="rId1">
                     <a:extLst>
                       <a:ext uri="{28A0092B-C50C-407E-A947-70E740481C1C}">
                         <a14:useLocalDpi xmlns:a14="http://schemas.microsoft.com/office/drawing/2010/main" val="0"/>
@@ -1935,7 +1937,7 @@
                 <pic:spPr>
                   <a:xfrm>
                     <a:off x="0" y="0"/>
-                    <a:ext cx="7353300" cy="9703727"/>
+                    <a:ext cx="7340279" cy="9498842"/>
                   </a:xfrm>
                   <a:prstGeom prst="rect">
                     <a:avLst/>

--- a/gestion_escolar/templates/tramites/Plantillas/Word/REINCORPORACION.docx
+++ b/gestion_escolar/templates/tramites/Plantillas/Word/REINCORPORACION.docx
@@ -202,7 +202,7 @@
           <w:sz w:val="20"/>
           <w:szCs w:val="20"/>
         </w:rPr>
-        <w:t>/2025 - 2026</w:t>
+        <w:t>/2026 - 2027</w:t>
       </w:r>
     </w:p>
     <w:p>
@@ -396,7 +396,6 @@
           <w:szCs w:val="20"/>
         </w:rPr>
       </w:pPr>
-      <w:bookmarkStart w:id="1" w:name="_GoBack"/>
       <w:r>
         <w:rPr>
           <w:sz w:val="20"/>
@@ -444,7 +443,6 @@
         <w:t>}}</w:t>
       </w:r>
     </w:p>
-    <w:bookmarkEnd w:id="1"/>
     <w:p>
       <w:pPr>
         <w:rPr>
@@ -1241,6 +1239,68 @@
         </w:rPr>
         <w:t>.</w:t>
       </w:r>
+      <w:r>
+        <w:rPr>
+          <w:rFonts w:ascii="Arial" w:hAnsi="Arial" w:cs="Arial"/>
+          <w:sz w:val="20"/>
+          <w:szCs w:val="20"/>
+        </w:rPr>
+        <w:t xml:space="preserve"> </w:t>
+      </w:r>
+      <w:bookmarkStart w:id="1" w:name="_GoBack"/>
+      <w:r>
+        <w:rPr>
+          <w:rFonts w:ascii="Arial" w:hAnsi="Arial" w:cs="Arial"/>
+          <w:sz w:val="20"/>
+          <w:szCs w:val="20"/>
+        </w:rPr>
+        <w:t>Con una carga horaria de</w:t>
+      </w:r>
+      <w:r>
+        <w:rPr>
+          <w:rFonts w:ascii="Arial" w:hAnsi="Arial" w:cs="Arial"/>
+          <w:sz w:val="20"/>
+          <w:szCs w:val="20"/>
+        </w:rPr>
+        <w:t xml:space="preserve"> {{</w:t>
+      </w:r>
+      <w:proofErr w:type="spellStart"/>
+      <w:r>
+        <w:rPr>
+          <w:rFonts w:ascii="Arial" w:hAnsi="Arial" w:cs="Arial"/>
+          <w:sz w:val="20"/>
+          <w:szCs w:val="20"/>
+        </w:rPr>
+        <w:t>Horas_Categoria</w:t>
+      </w:r>
+      <w:proofErr w:type="spellEnd"/>
+      <w:r>
+        <w:rPr>
+          <w:rFonts w:ascii="Arial" w:hAnsi="Arial" w:cs="Arial"/>
+          <w:sz w:val="20"/>
+          <w:szCs w:val="20"/>
+        </w:rPr>
+        <w:t xml:space="preserve">}} </w:t>
+      </w:r>
+      <w:proofErr w:type="spellStart"/>
+      <w:r>
+        <w:rPr>
+          <w:rFonts w:ascii="Arial" w:hAnsi="Arial" w:cs="Arial"/>
+          <w:sz w:val="20"/>
+          <w:szCs w:val="20"/>
+        </w:rPr>
+        <w:t>Hrs</w:t>
+      </w:r>
+      <w:proofErr w:type="spellEnd"/>
+      <w:r>
+        <w:rPr>
+          <w:rFonts w:ascii="Arial" w:hAnsi="Arial" w:cs="Arial"/>
+          <w:sz w:val="20"/>
+          <w:szCs w:val="20"/>
+        </w:rPr>
+        <w:t>.</w:t>
+      </w:r>
+      <w:bookmarkEnd w:id="1"/>
     </w:p>
     <w:p>
       <w:pPr>
